--- a/Отчет по задаче обнаружения персональных данных.docx
+++ b/Отчет по задаче обнаружения персональных данных.docx
@@ -6,56 +6,88 @@
       <w:pPr>
         <w:pStyle w:val="a3"/>
         <w:jc w:val="center"/>
-      </w:pPr>
+        <w:rPr>
+          <w:rFonts w:ascii="Times New Roman" w:hAnsi="Times New Roman" w:cs="Times New Roman"/>
+          <w:lang w:val="ru-RU"/>
+        </w:rPr>
+      </w:pPr>
+      <w:r>
+        <w:rPr>
+          <w:rFonts w:ascii="Times New Roman" w:hAnsi="Times New Roman" w:cs="Times New Roman"/>
+          <w:lang w:val="ru-RU"/>
+        </w:rPr>
+        <w:t>Отчет по задаче обнаружения персональных данных</w:t>
+      </w:r>
+    </w:p>
+    <w:p>
+      <w:pPr>
+        <w:rPr>
+          <w:rFonts w:ascii="Times New Roman" w:hAnsi="Times New Roman" w:cs="Times New Roman"/>
+          <w:lang w:val="ru-RU"/>
+        </w:rPr>
+      </w:pPr>
+    </w:p>
+    <w:p>
+      <w:pPr>
+        <w:pStyle w:val="1"/>
+        <w:rPr>
+          <w:rFonts w:ascii="Times New Roman" w:hAnsi="Times New Roman" w:cs="Times New Roman"/>
+          <w:lang w:val="ru-RU"/>
+        </w:rPr>
+      </w:pPr>
+      <w:r>
+        <w:rPr>
+          <w:rFonts w:ascii="Times New Roman" w:hAnsi="Times New Roman" w:cs="Times New Roman"/>
+          <w:lang w:val="ru-RU"/>
+        </w:rPr>
+        <w:t>1. Введение</w:t>
+      </w:r>
+    </w:p>
+    <w:p>
+      <w:pPr>
+        <w:rPr>
+          <w:rFonts w:ascii="Times New Roman" w:hAnsi="Times New Roman" w:cs="Times New Roman"/>
+          <w:sz w:val="28"/>
+          <w:szCs w:val="28"/>
+          <w:lang w:val="ru-RU"/>
+        </w:rPr>
+      </w:pPr>
+      <w:r>
+        <w:rPr>
+          <w:rFonts w:ascii="Times New Roman" w:hAnsi="Times New Roman" w:cs="Times New Roman"/>
+          <w:sz w:val="28"/>
+          <w:szCs w:val="28"/>
+          <w:lang w:val="ru-RU"/>
+        </w:rPr>
+        <w:t>В рамках данной работы было разработано программное решение для автоматического обнаружения персональных данных (</w:t>
+      </w:r>
       <w:proofErr w:type="spellStart"/>
       <w:r>
-        <w:t>Отчет</w:t>
+        <w:rPr>
+          <w:rFonts w:ascii="Times New Roman" w:hAnsi="Times New Roman" w:cs="Times New Roman"/>
+          <w:sz w:val="28"/>
+          <w:szCs w:val="28"/>
+          <w:lang w:val="ru-RU"/>
+        </w:rPr>
+        <w:t>ПДн</w:t>
       </w:r>
       <w:proofErr w:type="spellEnd"/>
       <w:r>
-        <w:t xml:space="preserve"> </w:t>
-      </w:r>
-      <w:proofErr w:type="spellStart"/>
-      <w:r>
-        <w:t>по</w:t>
-      </w:r>
-      <w:proofErr w:type="spellEnd"/>
-      <w:r>
-        <w:t xml:space="preserve"> </w:t>
-      </w:r>
-      <w:proofErr w:type="spellStart"/>
-      <w:r>
-        <w:t>задаче</w:t>
-      </w:r>
-      <w:proofErr w:type="spellEnd"/>
-      <w:r>
-        <w:t xml:space="preserve"> </w:t>
-      </w:r>
-      <w:proofErr w:type="spellStart"/>
-      <w:r>
-        <w:t>обнаружения</w:t>
-      </w:r>
-      <w:proofErr w:type="spellEnd"/>
-      <w:r>
-        <w:t xml:space="preserve"> </w:t>
-      </w:r>
-      <w:proofErr w:type="spellStart"/>
-      <w:r>
-        <w:t>персональных</w:t>
-      </w:r>
-      <w:proofErr w:type="spellEnd"/>
-      <w:r>
-        <w:t xml:space="preserve"> </w:t>
-      </w:r>
-      <w:proofErr w:type="spellStart"/>
-      <w:r>
-        <w:t>данных</w:t>
-      </w:r>
-      <w:proofErr w:type="spellEnd"/>
-    </w:p>
-    <w:p>
-      <w:pPr>
-        <w:rPr>
+        <w:rPr>
+          <w:rFonts w:ascii="Times New Roman" w:hAnsi="Times New Roman" w:cs="Times New Roman"/>
+          <w:sz w:val="28"/>
+          <w:szCs w:val="28"/>
+          <w:lang w:val="ru-RU"/>
+        </w:rPr>
+        <w:t>) в файловом хранилище. Задача связана с обеспечением информационной безопасности и соблюдением требований законодательства.</w:t>
+      </w:r>
+    </w:p>
+    <w:p>
+      <w:pPr>
+        <w:rPr>
+          <w:rFonts w:ascii="Times New Roman" w:hAnsi="Times New Roman" w:cs="Times New Roman"/>
+          <w:sz w:val="28"/>
+          <w:szCs w:val="28"/>
           <w:lang w:val="ru-RU"/>
         </w:rPr>
       </w:pPr>
@@ -64,53 +96,35 @@
       <w:pPr>
         <w:pStyle w:val="1"/>
         <w:rPr>
-          <w:lang w:val="ru-RU"/>
-        </w:rPr>
-      </w:pPr>
-      <w:r>
-        <w:rPr>
-          <w:lang w:val="ru-RU"/>
-        </w:rPr>
-        <w:t>1. Введение</w:t>
-      </w:r>
-    </w:p>
-    <w:p>
-      <w:pPr>
-        <w:rPr>
-          <w:rFonts w:ascii="Times New Roman" w:hAnsi="Times New Roman" w:cs="Times New Roman"/>
-          <w:sz w:val="28"/>
-          <w:szCs w:val="28"/>
-          <w:lang w:val="ru-RU"/>
-        </w:rPr>
-      </w:pPr>
-      <w:r>
-        <w:rPr>
-          <w:rFonts w:ascii="Times New Roman" w:hAnsi="Times New Roman" w:cs="Times New Roman"/>
-          <w:sz w:val="28"/>
-          <w:szCs w:val="28"/>
-          <w:lang w:val="ru-RU"/>
-        </w:rPr>
-        <w:t>В рамках данной работы было разработано программное решение для автоматического обнаружения персональных данных (</w:t>
-      </w:r>
-      <w:proofErr w:type="spellStart"/>
-      <w:r>
-        <w:rPr>
-          <w:rFonts w:ascii="Times New Roman" w:hAnsi="Times New Roman" w:cs="Times New Roman"/>
-          <w:sz w:val="28"/>
-          <w:szCs w:val="28"/>
-          <w:lang w:val="ru-RU"/>
-        </w:rPr>
-        <w:t>ПДн</w:t>
-      </w:r>
-      <w:proofErr w:type="spellEnd"/>
-      <w:r>
-        <w:rPr>
-          <w:rFonts w:ascii="Times New Roman" w:hAnsi="Times New Roman" w:cs="Times New Roman"/>
-          <w:sz w:val="28"/>
-          <w:szCs w:val="28"/>
-          <w:lang w:val="ru-RU"/>
-        </w:rPr>
-        <w:t>) в файловом хранилище. Задача связана с обеспечением информационной безопасности и соблюдением требований законодательства.</w:t>
+          <w:rFonts w:ascii="Times New Roman" w:hAnsi="Times New Roman" w:cs="Times New Roman"/>
+          <w:lang w:val="ru-RU"/>
+        </w:rPr>
+      </w:pPr>
+      <w:r>
+        <w:rPr>
+          <w:rFonts w:ascii="Times New Roman" w:hAnsi="Times New Roman" w:cs="Times New Roman"/>
+          <w:lang w:val="ru-RU"/>
+        </w:rPr>
+        <w:t>2. Постановка задачи</w:t>
+      </w:r>
+    </w:p>
+    <w:p>
+      <w:pPr>
+        <w:rPr>
+          <w:rFonts w:ascii="Times New Roman" w:hAnsi="Times New Roman" w:cs="Times New Roman"/>
+          <w:sz w:val="28"/>
+          <w:szCs w:val="28"/>
+          <w:lang w:val="ru-RU"/>
+        </w:rPr>
+      </w:pPr>
+      <w:r>
+        <w:rPr>
+          <w:rFonts w:ascii="Times New Roman" w:hAnsi="Times New Roman" w:cs="Times New Roman"/>
+          <w:sz w:val="28"/>
+          <w:szCs w:val="28"/>
+          <w:lang w:val="ru-RU"/>
+        </w:rPr>
+        <w:t>Необходимо проанализировать файловую структуру и определить файлы, содержащие персональные данные. Результат должен быть представлен в виде таблицы.</w:t>
       </w:r>
     </w:p>
     <w:p>
@@ -127,54 +141,13 @@
       <w:pPr>
         <w:pStyle w:val="1"/>
         <w:rPr>
-          <w:lang w:val="ru-RU"/>
-        </w:rPr>
-      </w:pPr>
-      <w:r>
-        <w:rPr>
-          <w:lang w:val="ru-RU"/>
-        </w:rPr>
-        <w:t>2. Постановка задачи</w:t>
-      </w:r>
-    </w:p>
-    <w:p>
-      <w:pPr>
-        <w:rPr>
-          <w:rFonts w:ascii="Times New Roman" w:hAnsi="Times New Roman" w:cs="Times New Roman"/>
-          <w:sz w:val="28"/>
-          <w:szCs w:val="28"/>
-          <w:lang w:val="ru-RU"/>
-        </w:rPr>
-      </w:pPr>
-      <w:r>
-        <w:rPr>
-          <w:rFonts w:ascii="Times New Roman" w:hAnsi="Times New Roman" w:cs="Times New Roman"/>
-          <w:sz w:val="28"/>
-          <w:szCs w:val="28"/>
-          <w:lang w:val="ru-RU"/>
-        </w:rPr>
-        <w:t>Необходимо проанализировать файловую структуру и определить файлы, содержащие персональные данные. Результат должен быть представлен в виде таблицы.</w:t>
-      </w:r>
-    </w:p>
-    <w:p>
-      <w:pPr>
-        <w:rPr>
-          <w:rFonts w:ascii="Times New Roman" w:hAnsi="Times New Roman" w:cs="Times New Roman"/>
-          <w:sz w:val="28"/>
-          <w:szCs w:val="28"/>
-          <w:lang w:val="ru-RU"/>
-        </w:rPr>
-      </w:pPr>
-    </w:p>
-    <w:p>
-      <w:pPr>
-        <w:pStyle w:val="1"/>
-        <w:rPr>
-          <w:lang w:val="ru-RU"/>
-        </w:rPr>
-      </w:pPr>
-      <w:r>
-        <w:rPr>
+          <w:rFonts w:ascii="Times New Roman" w:hAnsi="Times New Roman" w:cs="Times New Roman"/>
+          <w:lang w:val="ru-RU"/>
+        </w:rPr>
+      </w:pPr>
+      <w:r>
+        <w:rPr>
+          <w:rFonts w:ascii="Times New Roman" w:hAnsi="Times New Roman" w:cs="Times New Roman"/>
           <w:lang w:val="ru-RU"/>
         </w:rPr>
         <w:t>3. Используемые методы</w:t>
@@ -429,11 +402,13 @@
       <w:pPr>
         <w:pStyle w:val="1"/>
         <w:rPr>
-          <w:lang w:val="ru-RU"/>
-        </w:rPr>
-      </w:pPr>
-      <w:r>
-        <w:rPr>
+          <w:rFonts w:ascii="Times New Roman" w:hAnsi="Times New Roman" w:cs="Times New Roman"/>
+          <w:lang w:val="ru-RU"/>
+        </w:rPr>
+      </w:pPr>
+      <w:r>
+        <w:rPr>
+          <w:rFonts w:ascii="Times New Roman" w:hAnsi="Times New Roman" w:cs="Times New Roman"/>
           <w:lang w:val="ru-RU"/>
         </w:rPr>
         <w:t>4. Алгоритмы работы</w:t>
@@ -470,12 +445,15 @@
       <w:r>
         <w:rPr>
           <w:rStyle w:val="a6"/>
+          <w:rFonts w:ascii="Times New Roman" w:hAnsi="Times New Roman" w:cs="Times New Roman"/>
+          <w:lang w:val="ru-RU"/>
         </w:rPr>
         <w:t>4.</w:t>
       </w:r>
       <w:r>
         <w:rPr>
           <w:rStyle w:val="a6"/>
+          <w:rFonts w:ascii="Times New Roman" w:hAnsi="Times New Roman" w:cs="Times New Roman"/>
           <w:lang w:val="ru-RU"/>
         </w:rPr>
         <w:t>1. Сканирование директории</w:t>
@@ -503,6 +481,8 @@
       <w:r>
         <w:rPr>
           <w:rStyle w:val="a6"/>
+          <w:rFonts w:ascii="Times New Roman" w:hAnsi="Times New Roman" w:cs="Times New Roman"/>
+          <w:lang w:val="ru-RU"/>
         </w:rPr>
         <w:lastRenderedPageBreak/>
         <w:t>4.</w:t>
@@ -510,6 +490,7 @@
       <w:r>
         <w:rPr>
           <w:rStyle w:val="a6"/>
+          <w:rFonts w:ascii="Times New Roman" w:hAnsi="Times New Roman" w:cs="Times New Roman"/>
           <w:lang w:val="ru-RU"/>
         </w:rPr>
         <w:t>2. Определение типа файла</w:t>
@@ -557,12 +538,15 @@
       <w:r>
         <w:rPr>
           <w:rStyle w:val="a6"/>
+          <w:rFonts w:ascii="Times New Roman" w:hAnsi="Times New Roman" w:cs="Times New Roman"/>
+          <w:lang w:val="ru-RU"/>
         </w:rPr>
         <w:t>4.</w:t>
       </w:r>
       <w:r>
         <w:rPr>
           <w:rStyle w:val="a6"/>
+          <w:rFonts w:ascii="Times New Roman" w:hAnsi="Times New Roman" w:cs="Times New Roman"/>
           <w:lang w:val="ru-RU"/>
         </w:rPr>
         <w:t>3. Извлечение текста</w:t>
@@ -590,12 +574,15 @@
       <w:r>
         <w:rPr>
           <w:rStyle w:val="a6"/>
+          <w:rFonts w:ascii="Times New Roman" w:hAnsi="Times New Roman" w:cs="Times New Roman"/>
+          <w:lang w:val="ru-RU"/>
         </w:rPr>
         <w:t>4.</w:t>
       </w:r>
       <w:r>
         <w:rPr>
           <w:rStyle w:val="a6"/>
+          <w:rFonts w:ascii="Times New Roman" w:hAnsi="Times New Roman" w:cs="Times New Roman"/>
           <w:lang w:val="ru-RU"/>
         </w:rPr>
         <w:t>4. Поиск персональных данных</w:t>
@@ -603,6 +590,7 @@
       <w:r>
         <w:rPr>
           <w:rStyle w:val="a6"/>
+          <w:rFonts w:ascii="Times New Roman" w:hAnsi="Times New Roman" w:cs="Times New Roman"/>
           <w:lang w:val="ru-RU"/>
         </w:rPr>
         <w:br/>
@@ -629,12 +617,15 @@
       <w:r>
         <w:rPr>
           <w:rStyle w:val="a6"/>
+          <w:rFonts w:ascii="Times New Roman" w:hAnsi="Times New Roman" w:cs="Times New Roman"/>
+          <w:lang w:val="ru-RU"/>
         </w:rPr>
         <w:t>4.</w:t>
       </w:r>
       <w:r>
         <w:rPr>
           <w:rStyle w:val="a6"/>
+          <w:rFonts w:ascii="Times New Roman" w:hAnsi="Times New Roman" w:cs="Times New Roman"/>
           <w:lang w:val="ru-RU"/>
         </w:rPr>
         <w:t>5. Формирование итогового списка файлов</w:t>
@@ -664,11 +655,13 @@
       <w:pPr>
         <w:pStyle w:val="1"/>
         <w:rPr>
-          <w:lang w:val="ru-RU"/>
-        </w:rPr>
-      </w:pPr>
-      <w:r>
-        <w:rPr>
+          <w:rFonts w:ascii="Times New Roman" w:hAnsi="Times New Roman" w:cs="Times New Roman"/>
+          <w:lang w:val="ru-RU"/>
+        </w:rPr>
+      </w:pPr>
+      <w:r>
+        <w:rPr>
+          <w:rFonts w:ascii="Times New Roman" w:hAnsi="Times New Roman" w:cs="Times New Roman"/>
           <w:lang w:val="ru-RU"/>
         </w:rPr>
         <w:t>5. Результаты</w:t>
@@ -724,11 +717,13 @@
       <w:pPr>
         <w:pStyle w:val="1"/>
         <w:rPr>
-          <w:lang w:val="ru-RU"/>
-        </w:rPr>
-      </w:pPr>
-      <w:r>
-        <w:rPr>
+          <w:rFonts w:ascii="Times New Roman" w:hAnsi="Times New Roman" w:cs="Times New Roman"/>
+          <w:lang w:val="ru-RU"/>
+        </w:rPr>
+      </w:pPr>
+      <w:r>
+        <w:rPr>
+          <w:rFonts w:ascii="Times New Roman" w:hAnsi="Times New Roman" w:cs="Times New Roman"/>
           <w:lang w:val="ru-RU"/>
         </w:rPr>
         <w:t>6. Заключение</w:t>
@@ -1496,6 +1491,7 @@
   <w:style w:type="character" w:default="1" w:styleId="a0">
     <w:name w:val="Default Paragraph Font"/>
     <w:uiPriority w:val="1"/>
+    <w:semiHidden/>
     <w:unhideWhenUsed/>
   </w:style>
   <w:style w:type="table" w:default="1" w:styleId="a1">

--- a/Отчет по задаче обнаружения персональных данных.docx
+++ b/Отчет по задаче обнаружения персональных данных.docx
@@ -1,6 +1,6 @@
 
 <file path=word/document.xml><?xml version="1.0" encoding="utf-8"?>
-<w:document xmlns:wpc="http://schemas.microsoft.com/office/word/2010/wordprocessingCanvas" xmlns:cx="http://schemas.microsoft.com/office/drawing/2014/chartex" xmlns:cx1="http://schemas.microsoft.com/office/drawing/2015/9/8/chartex" xmlns:cx2="http://schemas.microsoft.com/office/drawing/2015/10/21/chartex" xmlns:cx3="http://schemas.microsoft.com/office/drawing/2016/5/9/chartex" xmlns:cx4="http://schemas.microsoft.com/office/drawing/2016/5/10/chartex" xmlns:cx5="http://schemas.microsoft.com/office/drawing/2016/5/11/chartex" xmlns:cx6="http://schemas.microsoft.com/office/drawing/2016/5/12/chartex" xmlns:cx7="http://schemas.microsoft.com/office/drawing/2016/5/13/chartex" xmlns:cx8="http://schemas.microsoft.com/office/drawing/2016/5/14/chartex" xmlns:mc="http://schemas.openxmlformats.org/markup-compatibility/2006" xmlns:aink="http://schemas.microsoft.com/office/drawing/2016/ink" xmlns:am3d="http://schemas.microsoft.com/office/drawing/2017/model3d" xmlns:o="urn:schemas-microsoft-com:office:office" xmlns:oel="http://schemas.microsoft.com/office/2019/extlst" xmlns:r="http://schemas.openxmlformats.org/officeDocument/2006/relationships" xmlns:m="http://schemas.openxmlformats.org/officeDocument/2006/math" xmlns:v="urn:schemas-microsoft-com:vml" xmlns:wp14="http://schemas.microsoft.com/office/word/2010/wordprocessingDrawing" xmlns:wp="http://schemas.openxmlformats.org/drawingml/2006/wordprocessingDrawing" xmlns:w10="urn:schemas-microsoft-com:office:word" xmlns:w="http://schemas.openxmlformats.org/wordprocessingml/2006/main" xmlns:w14="http://schemas.microsoft.com/office/word/2010/wordml" xmlns:w15="http://schemas.microsoft.com/office/word/2012/wordml" xmlns:w16cex="http://schemas.microsoft.com/office/word/2018/wordml/cex" xmlns:w16cid="http://schemas.microsoft.com/office/word/2016/wordml/cid" xmlns:w16="http://schemas.microsoft.com/office/word/2018/wordml" xmlns:w16du="http://schemas.microsoft.com/office/word/2023/wordml/word16du" xmlns:w16sdtdh="http://schemas.microsoft.com/office/word/2020/wordml/sdtdatahash" xmlns:w16sdtfl="http://schemas.microsoft.com/office/word/2024/wordml/sdtformatlock" xmlns:w16se="http://schemas.microsoft.com/office/word/2015/wordml/symex" xmlns:wpg="http://schemas.microsoft.com/office/word/2010/wordprocessingGroup" xmlns:wpi="http://schemas.microsoft.com/office/word/2010/wordprocessingInk" xmlns:wne="http://schemas.microsoft.com/office/word/2006/wordml" xmlns:wps="http://schemas.microsoft.com/office/word/2010/wordprocessingShape" mc:Ignorable="w14 w15 w16se w16cid w16 w16cex w16sdtdh w16sdtfl w16du wp14">
+<w:document xmlns:wpc="http://schemas.microsoft.com/office/word/2010/wordprocessingCanvas" xmlns:cx="http://schemas.microsoft.com/office/drawing/2014/chartex" xmlns:cx1="http://schemas.microsoft.com/office/drawing/2015/9/8/chartex" xmlns:cx2="http://schemas.microsoft.com/office/drawing/2015/10/21/chartex" xmlns:cx3="http://schemas.microsoft.com/office/drawing/2016/5/9/chartex" xmlns:cx4="http://schemas.microsoft.com/office/drawing/2016/5/10/chartex" xmlns:cx5="http://schemas.microsoft.com/office/drawing/2016/5/11/chartex" xmlns:cx6="http://schemas.microsoft.com/office/drawing/2016/5/12/chartex" xmlns:cx7="http://schemas.microsoft.com/office/drawing/2016/5/13/chartex" xmlns:cx8="http://schemas.microsoft.com/office/drawing/2016/5/14/chartex" xmlns:mc="http://schemas.openxmlformats.org/markup-compatibility/2006" xmlns:aink="http://schemas.microsoft.com/office/drawing/2016/ink" xmlns:am3d="http://schemas.microsoft.com/office/drawing/2017/model3d" xmlns:o="urn:schemas-microsoft-com:office:office" xmlns:r="http://schemas.openxmlformats.org/officeDocument/2006/relationships" xmlns:m="http://schemas.openxmlformats.org/officeDocument/2006/math" xmlns:v="urn:schemas-microsoft-com:vml" xmlns:wp14="http://schemas.microsoft.com/office/word/2010/wordprocessingDrawing" xmlns:wp="http://schemas.openxmlformats.org/drawingml/2006/wordprocessingDrawing" xmlns:w10="urn:schemas-microsoft-com:office:word" xmlns:w="http://schemas.openxmlformats.org/wordprocessingml/2006/main" xmlns:w14="http://schemas.microsoft.com/office/word/2010/wordml" xmlns:w15="http://schemas.microsoft.com/office/word/2012/wordml" xmlns:w16cex="http://schemas.microsoft.com/office/word/2018/wordml/cex" xmlns:w16cid="http://schemas.microsoft.com/office/word/2016/wordml/cid" xmlns:w16="http://schemas.microsoft.com/office/word/2018/wordml" xmlns:w16se="http://schemas.microsoft.com/office/word/2015/wordml/symex" xmlns:wpg="http://schemas.microsoft.com/office/word/2010/wordprocessingGroup" xmlns:wpi="http://schemas.microsoft.com/office/word/2010/wordprocessingInk" xmlns:wne="http://schemas.microsoft.com/office/word/2006/wordml" xmlns:wps="http://schemas.microsoft.com/office/word/2010/wordprocessingShape" mc:Ignorable="w14 w15 w16se w16cid w16 w16cex wp14">
   <w:body>
     <w:p>
       <w:pPr>
@@ -59,27 +59,7 @@
           <w:szCs w:val="28"/>
           <w:lang w:val="ru-RU"/>
         </w:rPr>
-        <w:t>В рамках данной работы было разработано программное решение для автоматического обнаружения персональных данных (</w:t>
-      </w:r>
-      <w:proofErr w:type="spellStart"/>
-      <w:r>
-        <w:rPr>
-          <w:rFonts w:ascii="Times New Roman" w:hAnsi="Times New Roman" w:cs="Times New Roman"/>
-          <w:sz w:val="28"/>
-          <w:szCs w:val="28"/>
-          <w:lang w:val="ru-RU"/>
-        </w:rPr>
-        <w:t>ПДн</w:t>
-      </w:r>
-      <w:proofErr w:type="spellEnd"/>
-      <w:r>
-        <w:rPr>
-          <w:rFonts w:ascii="Times New Roman" w:hAnsi="Times New Roman" w:cs="Times New Roman"/>
-          <w:sz w:val="28"/>
-          <w:szCs w:val="28"/>
-          <w:lang w:val="ru-RU"/>
-        </w:rPr>
-        <w:t>) в файловом хранилище. Задача связана с обеспечением информационной безопасности и соблюдением требований законодательства.</w:t>
+        <w:t>В рамках данной работы было разработано программное решение для автоматического обнаружения персональных данных (ПДн) в файловом хранилище. Задача связана с обеспечением информационной безопасности и соблюдением требований законодательства.</w:t>
       </w:r>
     </w:p>
     <w:p>
@@ -272,27 +252,7 @@
           <w:lang w:val="ru-RU"/>
         </w:rPr>
         <w:br/>
-        <w:t xml:space="preserve">Для обработки изображений и сканированных документов применяется технология OCR с использованием </w:t>
-      </w:r>
-      <w:proofErr w:type="spellStart"/>
-      <w:r>
-        <w:rPr>
-          <w:rFonts w:ascii="Times New Roman" w:hAnsi="Times New Roman" w:cs="Times New Roman"/>
-          <w:sz w:val="28"/>
-          <w:szCs w:val="28"/>
-          <w:lang w:val="ru-RU"/>
-        </w:rPr>
-        <w:t>Tesseract</w:t>
-      </w:r>
-      <w:proofErr w:type="spellEnd"/>
-      <w:r>
-        <w:rPr>
-          <w:rFonts w:ascii="Times New Roman" w:hAnsi="Times New Roman" w:cs="Times New Roman"/>
-          <w:sz w:val="28"/>
-          <w:szCs w:val="28"/>
-          <w:lang w:val="ru-RU"/>
-        </w:rPr>
-        <w:t xml:space="preserve"> OCR. Она позволяет распознавать текст на изображениях, что особенно важно для файлов формата TIF и сканов документов, где текст отсутствует в явном виде.</w:t>
+        <w:t>Для обработки изображений и сканированных документов применяется технология OCR с использованием Tesseract OCR. Она позволяет распознавать текст на изображениях, что особенно важно для файлов формата TIF и сканов документов, где текст отсутствует в явном виде.</w:t>
       </w:r>
     </w:p>
     <w:p>
@@ -503,27 +463,7 @@
           <w:lang w:val="ru-RU"/>
         </w:rPr>
         <w:br/>
-        <w:t xml:space="preserve">Каждый найденный файл анализируется по расширению. В зависимости от типа файла выбирается соответствующий способ обработки (документ, изображение, таблица и </w:t>
-      </w:r>
-      <w:proofErr w:type="gramStart"/>
-      <w:r>
-        <w:rPr>
-          <w:rFonts w:ascii="Times New Roman" w:hAnsi="Times New Roman" w:cs="Times New Roman"/>
-          <w:sz w:val="28"/>
-          <w:szCs w:val="28"/>
-          <w:lang w:val="ru-RU"/>
-        </w:rPr>
-        <w:t>т.д.</w:t>
-      </w:r>
-      <w:proofErr w:type="gramEnd"/>
-      <w:r>
-        <w:rPr>
-          <w:rFonts w:ascii="Times New Roman" w:hAnsi="Times New Roman" w:cs="Times New Roman"/>
-          <w:sz w:val="28"/>
-          <w:szCs w:val="28"/>
-          <w:lang w:val="ru-RU"/>
-        </w:rPr>
-        <w:t>).</w:t>
+        <w:t>Каждый найденный файл анализируется по расширению. В зависимости от типа файла выбирается соответствующий способ обработки (документ, изображение, таблица и т.д.).</w:t>
       </w:r>
     </w:p>
     <w:p>
@@ -774,6 +714,43 @@
           <w:lang w:val="ru-RU"/>
         </w:rPr>
       </w:pPr>
+      <w:r>
+        <w:rPr>
+          <w:rFonts w:ascii="Times New Roman" w:hAnsi="Times New Roman" w:cs="Times New Roman"/>
+          <w:sz w:val="28"/>
+          <w:szCs w:val="28"/>
+          <w:lang w:val="ru-RU"/>
+        </w:rPr>
+        <w:t xml:space="preserve">Репозиторий на </w:t>
+      </w:r>
+      <w:r>
+        <w:rPr>
+          <w:rFonts w:ascii="Times New Roman" w:hAnsi="Times New Roman" w:cs="Times New Roman"/>
+          <w:sz w:val="28"/>
+          <w:szCs w:val="28"/>
+        </w:rPr>
+        <w:t>Git</w:t>
+      </w:r>
+      <w:r>
+        <w:rPr>
+          <w:rFonts w:ascii="Times New Roman" w:hAnsi="Times New Roman" w:cs="Times New Roman"/>
+          <w:sz w:val="28"/>
+          <w:szCs w:val="28"/>
+          <w:lang w:val="ru-RU"/>
+        </w:rPr>
+        <w:t xml:space="preserve">: </w:t>
+      </w:r>
+      <w:r>
+        <w:rPr>
+          <w:rFonts w:ascii="Times New Roman" w:hAnsi="Times New Roman" w:cs="Times New Roman"/>
+          <w:sz w:val="28"/>
+          <w:szCs w:val="28"/>
+          <w:lang w:val="ru-RU"/>
+        </w:rPr>
+        <w:t>https://github.com/IndesFormao/Hackaton_2026_KK</w:t>
+      </w:r>
+      <w:bookmarkStart w:id="0" w:name="_GoBack"/>
+      <w:bookmarkEnd w:id="0"/>
     </w:p>
     <w:sectPr>
       <w:pgSz w:w="12240" w:h="15840"/>
@@ -786,7 +763,7 @@
 </file>
 
 <file path=word/numbering.xml><?xml version="1.0" encoding="utf-8"?>
-<w:numbering xmlns:wpc="http://schemas.microsoft.com/office/word/2010/wordprocessingCanvas" xmlns:cx="http://schemas.microsoft.com/office/drawing/2014/chartex" xmlns:cx1="http://schemas.microsoft.com/office/drawing/2015/9/8/chartex" xmlns:cx2="http://schemas.microsoft.com/office/drawing/2015/10/21/chartex" xmlns:cx3="http://schemas.microsoft.com/office/drawing/2016/5/9/chartex" xmlns:cx4="http://schemas.microsoft.com/office/drawing/2016/5/10/chartex" xmlns:cx5="http://schemas.microsoft.com/office/drawing/2016/5/11/chartex" xmlns:cx6="http://schemas.microsoft.com/office/drawing/2016/5/12/chartex" xmlns:cx7="http://schemas.microsoft.com/office/drawing/2016/5/13/chartex" xmlns:cx8="http://schemas.microsoft.com/office/drawing/2016/5/14/chartex" xmlns:mc="http://schemas.openxmlformats.org/markup-compatibility/2006" xmlns:aink="http://schemas.microsoft.com/office/drawing/2016/ink" xmlns:am3d="http://schemas.microsoft.com/office/drawing/2017/model3d" xmlns:o="urn:schemas-microsoft-com:office:office" xmlns:oel="http://schemas.microsoft.com/office/2019/extlst" xmlns:r="http://schemas.openxmlformats.org/officeDocument/2006/relationships" xmlns:m="http://schemas.openxmlformats.org/officeDocument/2006/math" xmlns:v="urn:schemas-microsoft-com:vml" xmlns:wp14="http://schemas.microsoft.com/office/word/2010/wordprocessingDrawing" xmlns:wp="http://schemas.openxmlformats.org/drawingml/2006/wordprocessingDrawing" xmlns:w10="urn:schemas-microsoft-com:office:word" xmlns:w="http://schemas.openxmlformats.org/wordprocessingml/2006/main" xmlns:w14="http://schemas.microsoft.com/office/word/2010/wordml" xmlns:w15="http://schemas.microsoft.com/office/word/2012/wordml" xmlns:w16cex="http://schemas.microsoft.com/office/word/2018/wordml/cex" xmlns:w16cid="http://schemas.microsoft.com/office/word/2016/wordml/cid" xmlns:w16="http://schemas.microsoft.com/office/word/2018/wordml" xmlns:w16du="http://schemas.microsoft.com/office/word/2023/wordml/word16du" xmlns:w16sdtdh="http://schemas.microsoft.com/office/word/2020/wordml/sdtdatahash" xmlns:w16sdtfl="http://schemas.microsoft.com/office/word/2024/wordml/sdtformatlock" xmlns:w16se="http://schemas.microsoft.com/office/word/2015/wordml/symex" xmlns:wpg="http://schemas.microsoft.com/office/word/2010/wordprocessingGroup" xmlns:wpi="http://schemas.microsoft.com/office/word/2010/wordprocessingInk" xmlns:wne="http://schemas.microsoft.com/office/word/2006/wordml" xmlns:wps="http://schemas.microsoft.com/office/word/2010/wordprocessingShape" mc:Ignorable="w14 w15 w16se w16cid w16 w16cex w16sdtdh w16sdtfl w16du wp14">
+<w:numbering xmlns:wpc="http://schemas.microsoft.com/office/word/2010/wordprocessingCanvas" xmlns:cx="http://schemas.microsoft.com/office/drawing/2014/chartex" xmlns:cx1="http://schemas.microsoft.com/office/drawing/2015/9/8/chartex" xmlns:cx2="http://schemas.microsoft.com/office/drawing/2015/10/21/chartex" xmlns:cx3="http://schemas.microsoft.com/office/drawing/2016/5/9/chartex" xmlns:cx4="http://schemas.microsoft.com/office/drawing/2016/5/10/chartex" xmlns:cx5="http://schemas.microsoft.com/office/drawing/2016/5/11/chartex" xmlns:cx6="http://schemas.microsoft.com/office/drawing/2016/5/12/chartex" xmlns:cx7="http://schemas.microsoft.com/office/drawing/2016/5/13/chartex" xmlns:cx8="http://schemas.microsoft.com/office/drawing/2016/5/14/chartex" xmlns:mc="http://schemas.openxmlformats.org/markup-compatibility/2006" xmlns:aink="http://schemas.microsoft.com/office/drawing/2016/ink" xmlns:am3d="http://schemas.microsoft.com/office/drawing/2017/model3d" xmlns:o="urn:schemas-microsoft-com:office:office" xmlns:r="http://schemas.openxmlformats.org/officeDocument/2006/relationships" xmlns:m="http://schemas.openxmlformats.org/officeDocument/2006/math" xmlns:v="urn:schemas-microsoft-com:vml" xmlns:wp14="http://schemas.microsoft.com/office/word/2010/wordprocessingDrawing" xmlns:wp="http://schemas.openxmlformats.org/drawingml/2006/wordprocessingDrawing" xmlns:w10="urn:schemas-microsoft-com:office:word" xmlns:w="http://schemas.openxmlformats.org/wordprocessingml/2006/main" xmlns:w14="http://schemas.microsoft.com/office/word/2010/wordml" xmlns:w15="http://schemas.microsoft.com/office/word/2012/wordml" xmlns:w16cex="http://schemas.microsoft.com/office/word/2018/wordml/cex" xmlns:w16cid="http://schemas.microsoft.com/office/word/2016/wordml/cid" xmlns:w16="http://schemas.microsoft.com/office/word/2018/wordml" xmlns:w16se="http://schemas.microsoft.com/office/word/2015/wordml/symex" xmlns:wpg="http://schemas.microsoft.com/office/word/2010/wordprocessingGroup" xmlns:wpi="http://schemas.microsoft.com/office/word/2010/wordprocessingInk" xmlns:wne="http://schemas.microsoft.com/office/word/2006/wordml" xmlns:wps="http://schemas.microsoft.com/office/word/2010/wordprocessingShape" mc:Ignorable="w14 w15 w16se w16cid w16 w16cex wp14">
   <w:abstractNum w:abstractNumId="0" w15:restartNumberingAfterBreak="0">
     <w:nsid w:val="11285EB5"/>
     <w:multiLevelType w:val="hybridMultilevel"/>
@@ -876,14 +853,14 @@
       </w:pPr>
     </w:lvl>
   </w:abstractNum>
-  <w:num w:numId="1" w16cid:durableId="843591419">
+  <w:num w:numId="1">
     <w:abstractNumId w:val="0"/>
   </w:num>
 </w:numbering>
 </file>
 
 <file path=word/styles.xml><?xml version="1.0" encoding="utf-8"?>
-<w:styles xmlns:mc="http://schemas.openxmlformats.org/markup-compatibility/2006" xmlns:r="http://schemas.openxmlformats.org/officeDocument/2006/relationships" xmlns:w="http://schemas.openxmlformats.org/wordprocessingml/2006/main" xmlns:w14="http://schemas.microsoft.com/office/word/2010/wordml" xmlns:w15="http://schemas.microsoft.com/office/word/2012/wordml" xmlns:w16cex="http://schemas.microsoft.com/office/word/2018/wordml/cex" xmlns:w16cid="http://schemas.microsoft.com/office/word/2016/wordml/cid" xmlns:w16="http://schemas.microsoft.com/office/word/2018/wordml" xmlns:w16du="http://schemas.microsoft.com/office/word/2023/wordml/word16du" xmlns:w16sdtdh="http://schemas.microsoft.com/office/word/2020/wordml/sdtdatahash" xmlns:w16sdtfl="http://schemas.microsoft.com/office/word/2024/wordml/sdtformatlock" xmlns:w16se="http://schemas.microsoft.com/office/word/2015/wordml/symex" mc:Ignorable="w14 w15 w16se w16cid w16 w16cex w16sdtdh w16sdtfl w16du">
+<w:styles xmlns:mc="http://schemas.openxmlformats.org/markup-compatibility/2006" xmlns:r="http://schemas.openxmlformats.org/officeDocument/2006/relationships" xmlns:w="http://schemas.openxmlformats.org/wordprocessingml/2006/main" xmlns:w14="http://schemas.microsoft.com/office/word/2010/wordml" xmlns:w15="http://schemas.microsoft.com/office/word/2012/wordml" xmlns:w16cex="http://schemas.microsoft.com/office/word/2018/wordml/cex" xmlns:w16cid="http://schemas.microsoft.com/office/word/2016/wordml/cid" xmlns:w16="http://schemas.microsoft.com/office/word/2018/wordml" xmlns:w16se="http://schemas.microsoft.com/office/word/2015/wordml/symex" mc:Ignorable="w14 w15 w16se w16cid w16 w16cex">
   <w:docDefaults>
     <w:rPrDefault>
       <w:rPr>
